--- a/Module Edit Docs/I13 - Edit Doc.docx
+++ b/Module Edit Docs/I13 - Edit Doc.docx
@@ -18,6 +18,77 @@
           <w:sz w:val="19"/>
         </w:rPr>
         <w:t>HOW TO USE: edit the wording directly (Track Changes if you like). For layout or a figure (size, position, wrong/missing image) write a short instruction in [brackets] right where it applies. Send it back and I apply the wording to the page and the layout notes to the styling, then regenerate. This is a content+notes doc, so it will not look exactly like the web page.</w:t>
+      </w:r>
+    </w:p>
+    <w:p/>
+    <w:p>
+      <w:r>
+        <w:rPr>
+          <w:b/>
+          <w:color w:val="B00000"/>
+          <w:sz w:val="21"/>
+        </w:rPr>
+        <w:t>ISSUES FLAGGED FOR THIS MODULE (5)</w:t>
+      </w:r>
+    </w:p>
+    <w:p>
+      <w:r>
+        <w:rPr>
+          <w:i/>
+          <w:color w:val="5A5A5A"/>
+          <w:sz w:val="19"/>
+        </w:rPr>
+        <w:t>These were found while the module was built and are not part of the prose. SOURCE means the defect is in a deck, a Notion page or the source index and has to be fixed there too. DECISION means it needs your call before the page is final. NOTE is for information. Answer them in [brackets] like any other instruction.</w:t>
+      </w:r>
+    </w:p>
+    <w:p>
+      <w:r>
+        <w:rPr>
+          <w:i/>
+          <w:color w:val="0050A0"/>
+          <w:sz w:val="19"/>
+        </w:rPr>
+        <w:t>[DECISION: The curriculum states two different PPV thresholds. Deck summary slide 203 gives 12.5 percent, ANDROMEDA-SHOCK-2 uses 13 percent. The page publishes the provenance of both rather than picking one. Decide whether the curriculum should state a single number.]</w:t>
+      </w:r>
+    </w:p>
+    <w:p>
+      <w:r>
+        <w:rPr>
+          <w:i/>
+          <w:color w:val="5A5A5A"/>
+          <w:sz w:val="19"/>
+        </w:rPr>
+        <w:t>[NOTE: The threshold published is 13 percent from Michard 2000, PMID 10903232. The meta-analysis is Marik 2009, PMID 19602972, 29 studies, 685 patients, PPV AUC 0.94, threshold 12.5 plus or minus 1.6 percent. Messina 2023 is published as counterweight: 59 studies, 2,947 patients, AUC 0.77, threshold 10.8 percent. The grey zone is Cannesson 2011 and Biais 2014.]</w:t>
+      </w:r>
+    </w:p>
+    <w:p>
+      <w:r>
+        <w:rPr>
+          <w:i/>
+          <w:color w:val="5A5A5A"/>
+          <w:sz w:val="19"/>
+        </w:rPr>
+        <w:t>[NOTE: No human study of PPV validity in intra-abdominal hypertension exists. Only porcine data is given, Renner and Jacques, and the page states that human thresholds are unestablished.]</w:t>
+      </w:r>
+    </w:p>
+    <w:p>
+      <w:r>
+        <w:rPr>
+          <w:i/>
+          <w:color w:val="B00000"/>
+          <w:sz w:val="19"/>
+        </w:rPr>
+        <w:t>[SOURCE: INDEX.md section 4 lists slide177 and slide180 as two figures for this module. They are the same image.]</w:t>
+      </w:r>
+    </w:p>
+    <w:p>
+      <w:r>
+        <w:rPr>
+          <w:i/>
+          <w:color w:val="5A5A5A"/>
+          <w:sz w:val="19"/>
+        </w:rPr>
+        <w:t>[NOTE: The deck's slide 183 says "about 12.5 percent variation for both indices". Marik 2009 gives 12.5 percent for PPV, 11.6 for SVV, and no SPV threshold. The page follows the paper.]</w:t>
       </w:r>
     </w:p>
     <w:p/>
